--- a/build/중간보고서_김도은_202220697.docx
+++ b/build/중간보고서_김도은_202220697.docx
@@ -4,7 +4,7 @@
   <w:body>
     <w:p>
       <w:pPr>
-        <w:spacing w:before="800" w:after="80"/>
+        <w:spacing w:before="1720" w:after="1040" w:line="312" w:lineRule="auto"/>
         <w:jc w:val="center"/>
       </w:pPr>
       <w:r>
@@ -15,12 +15,12 @@
           <w:color w:val="6B7076"/>
           <w:sz w:val="22"/>
         </w:rPr>
-        <w:t>2026학년도 2학기 자기주도프로젝트</w:t>
+        <w:t>2026학년도 2학기  자기주도프로젝트</w:t>
       </w:r>
     </w:p>
     <w:p>
       <w:pPr>
-        <w:spacing w:after="120"/>
+        <w:spacing w:before="0" w:after="600" w:line="312" w:lineRule="auto"/>
         <w:jc w:val="center"/>
       </w:pPr>
       <w:r>
@@ -28,14 +28,15 @@
           <w:rFonts w:ascii="맑은 고딕" w:hAnsi="맑은 고딕" w:eastAsia="맑은 고딕"/>
           <w:b/>
           <w:i w:val="0"/>
-          <w:sz w:val="44"/>
+          <w:sz w:val="60"/>
+          <w:spacing w:val="40"/>
         </w:rPr>
         <w:t>중 간 보 고 서</w:t>
       </w:r>
     </w:p>
     <w:p>
       <w:pPr>
-        <w:spacing w:after="680"/>
+        <w:spacing w:before="0" w:after="80" w:line="312" w:lineRule="auto"/>
         <w:jc w:val="center"/>
       </w:pPr>
       <w:r>
@@ -43,366 +44,229 @@
           <w:rFonts w:ascii="맑은 고딕" w:hAnsi="맑은 고딕" w:eastAsia="맑은 고딕"/>
           <w:b w:val="0"/>
           <w:i w:val="0"/>
-          <w:sz w:val="26"/>
+          <w:color w:val="2A2D33"/>
+          <w:sz w:val="28"/>
         </w:rPr>
-        <w:t>발견한 트렌드 후보를 확정하거나 기각하는 검증 시스템</w:t>
+        <w:t>발견한 트렌드 후보를</w:t>
       </w:r>
     </w:p>
-    <w:tbl>
-      <w:tblPr>
-        <w:tblStyle w:val="TableGrid"/>
-        <w:tblW w:type="auto" w:w="0"/>
+    <w:p>
+      <w:pPr>
+        <w:spacing w:before="0" w:after="360" w:line="312" w:lineRule="auto"/>
         <w:jc w:val="center"/>
-        <w:tblLook w:firstColumn="1" w:firstRow="1" w:lastColumn="0" w:lastRow="0" w:noHBand="0" w:noVBand="1" w:val="04A0"/>
-      </w:tblPr>
-      <w:tblGrid>
-        <w:gridCol w:w="4536"/>
-        <w:gridCol w:w="4536"/>
-      </w:tblGrid>
-      <w:tr>
-        <w:tc>
-          <w:tcPr>
-            <w:tcW w:type="dxa" w:w="2041"/>
-            <w:shd w:fill="F2F1EE"/>
-          </w:tcPr>
-          <w:p>
-            <w:pPr>
-              <w:spacing w:after="0"/>
-            </w:pPr>
-            <w:r/>
-            <w:r>
-              <w:rPr>
-                <w:rFonts w:ascii="맑은 고딕" w:hAnsi="맑은 고딕" w:eastAsia="맑은 고딕"/>
-                <w:b/>
-                <w:i w:val="0"/>
-                <w:sz w:val="20"/>
-              </w:rPr>
-              <w:t>연계 산업체</w:t>
-            </w:r>
-          </w:p>
-        </w:tc>
-        <w:tc>
-          <w:tcPr>
-            <w:tcW w:type="dxa" w:w="5896"/>
-          </w:tcPr>
-          <w:p>
-            <w:pPr>
-              <w:spacing w:after="0"/>
-            </w:pPr>
-            <w:r/>
-            <w:r>
-              <w:rPr>
-                <w:rFonts w:ascii="맑은 고딕" w:hAnsi="맑은 고딕" w:eastAsia="맑은 고딕"/>
-                <w:b w:val="0"/>
-                <w:i w:val="0"/>
-                <w:sz w:val="20"/>
-              </w:rPr>
-              <w:t>무신사</w:t>
-            </w:r>
-          </w:p>
-        </w:tc>
-      </w:tr>
-      <w:tr>
-        <w:tc>
-          <w:tcPr>
-            <w:tcW w:type="dxa" w:w="2041"/>
-            <w:shd w:fill="F2F1EE"/>
-          </w:tcPr>
-          <w:p>
-            <w:pPr>
-              <w:spacing w:after="0"/>
-            </w:pPr>
-            <w:r/>
-            <w:r>
-              <w:rPr>
-                <w:rFonts w:ascii="맑은 고딕" w:hAnsi="맑은 고딕" w:eastAsia="맑은 고딕"/>
-                <w:b/>
-                <w:i w:val="0"/>
-                <w:sz w:val="20"/>
-              </w:rPr>
-              <w:t>학과</w:t>
-            </w:r>
-          </w:p>
-        </w:tc>
-        <w:tc>
-          <w:tcPr>
-            <w:tcW w:type="dxa" w:w="5896"/>
-          </w:tcPr>
-          <w:p>
-            <w:pPr>
-              <w:spacing w:after="0"/>
-            </w:pPr>
-            <w:r/>
-            <w:r>
-              <w:rPr>
-                <w:rFonts w:ascii="맑은 고딕" w:hAnsi="맑은 고딕" w:eastAsia="맑은 고딕"/>
-                <w:b w:val="0"/>
-                <w:i w:val="0"/>
-                <w:sz w:val="20"/>
-              </w:rPr>
-              <w:t>소프트웨어학과</w:t>
-            </w:r>
-          </w:p>
-        </w:tc>
-      </w:tr>
-      <w:tr>
-        <w:tc>
-          <w:tcPr>
-            <w:tcW w:type="dxa" w:w="2041"/>
-            <w:shd w:fill="F2F1EE"/>
-          </w:tcPr>
-          <w:p>
-            <w:pPr>
-              <w:spacing w:after="0"/>
-            </w:pPr>
-            <w:r/>
-            <w:r>
-              <w:rPr>
-                <w:rFonts w:ascii="맑은 고딕" w:hAnsi="맑은 고딕" w:eastAsia="맑은 고딕"/>
-                <w:b/>
-                <w:i w:val="0"/>
-                <w:sz w:val="20"/>
-              </w:rPr>
-              <w:t>학번</w:t>
-            </w:r>
-          </w:p>
-        </w:tc>
-        <w:tc>
-          <w:tcPr>
-            <w:tcW w:type="dxa" w:w="5896"/>
-          </w:tcPr>
-          <w:p>
-            <w:pPr>
-              <w:spacing w:after="0"/>
-            </w:pPr>
-            <w:r/>
-            <w:r>
-              <w:rPr>
-                <w:rFonts w:ascii="맑은 고딕" w:hAnsi="맑은 고딕" w:eastAsia="맑은 고딕"/>
-                <w:b w:val="0"/>
-                <w:i w:val="0"/>
-                <w:sz w:val="20"/>
-              </w:rPr>
-              <w:t>202220697</w:t>
-            </w:r>
-          </w:p>
-        </w:tc>
-      </w:tr>
-      <w:tr>
-        <w:tc>
-          <w:tcPr>
-            <w:tcW w:type="dxa" w:w="2041"/>
-            <w:shd w:fill="F2F1EE"/>
-          </w:tcPr>
-          <w:p>
-            <w:pPr>
-              <w:spacing w:after="0"/>
-            </w:pPr>
-            <w:r/>
-            <w:r>
-              <w:rPr>
-                <w:rFonts w:ascii="맑은 고딕" w:hAnsi="맑은 고딕" w:eastAsia="맑은 고딕"/>
-                <w:b/>
-                <w:i w:val="0"/>
-                <w:sz w:val="20"/>
-              </w:rPr>
-              <w:t>성명</w:t>
-            </w:r>
-          </w:p>
-        </w:tc>
-        <w:tc>
-          <w:tcPr>
-            <w:tcW w:type="dxa" w:w="5896"/>
-          </w:tcPr>
-          <w:p>
-            <w:pPr>
-              <w:spacing w:after="0"/>
-            </w:pPr>
-            <w:r/>
-            <w:r>
-              <w:rPr>
-                <w:rFonts w:ascii="맑은 고딕" w:hAnsi="맑은 고딕" w:eastAsia="맑은 고딕"/>
-                <w:b w:val="0"/>
-                <w:i w:val="0"/>
-                <w:sz w:val="20"/>
-              </w:rPr>
-              <w:t>김도은</w:t>
-            </w:r>
-          </w:p>
-        </w:tc>
-      </w:tr>
-      <w:tr>
-        <w:tc>
-          <w:tcPr>
-            <w:tcW w:type="dxa" w:w="2041"/>
-            <w:shd w:fill="F2F1EE"/>
-          </w:tcPr>
-          <w:p>
-            <w:pPr>
-              <w:spacing w:after="0"/>
-            </w:pPr>
-            <w:r/>
-            <w:r>
-              <w:rPr>
-                <w:rFonts w:ascii="맑은 고딕" w:hAnsi="맑은 고딕" w:eastAsia="맑은 고딕"/>
-                <w:b/>
-                <w:i w:val="0"/>
-                <w:sz w:val="20"/>
-              </w:rPr>
-              <w:t>팀원</w:t>
-            </w:r>
-          </w:p>
-        </w:tc>
-        <w:tc>
-          <w:tcPr>
-            <w:tcW w:type="dxa" w:w="5896"/>
-          </w:tcPr>
-          <w:p>
-            <w:pPr>
-              <w:spacing w:after="0"/>
-            </w:pPr>
-            <w:r/>
-            <w:r>
-              <w:rPr>
-                <w:rFonts w:ascii="맑은 고딕" w:hAnsi="맑은 고딕" w:eastAsia="맑은 고딕"/>
-                <w:b w:val="0"/>
-                <w:i w:val="0"/>
-                <w:sz w:val="20"/>
-              </w:rPr>
-              <w:t>이응도</w:t>
-            </w:r>
-          </w:p>
-        </w:tc>
-      </w:tr>
-      <w:tr>
-        <w:tc>
-          <w:tcPr>
-            <w:tcW w:type="dxa" w:w="2041"/>
-            <w:shd w:fill="F2F1EE"/>
-          </w:tcPr>
-          <w:p>
-            <w:pPr>
-              <w:spacing w:after="0"/>
-            </w:pPr>
-            <w:r/>
-            <w:r>
-              <w:rPr>
-                <w:rFonts w:ascii="맑은 고딕" w:hAnsi="맑은 고딕" w:eastAsia="맑은 고딕"/>
-                <w:b/>
-                <w:i w:val="0"/>
-                <w:sz w:val="20"/>
-              </w:rPr>
-              <w:t>지도교수</w:t>
-            </w:r>
-          </w:p>
-        </w:tc>
-        <w:tc>
-          <w:tcPr>
-            <w:tcW w:type="dxa" w:w="5896"/>
-          </w:tcPr>
-          <w:p>
-            <w:pPr>
-              <w:spacing w:after="0"/>
-            </w:pPr>
-            <w:r/>
-            <w:r>
-              <w:rPr>
-                <w:rFonts w:ascii="맑은 고딕" w:hAnsi="맑은 고딕" w:eastAsia="맑은 고딕"/>
-                <w:b w:val="0"/>
-                <w:i w:val="0"/>
-                <w:sz w:val="20"/>
-              </w:rPr>
-            </w:r>
-          </w:p>
-        </w:tc>
-      </w:tr>
-      <w:tr>
-        <w:tc>
-          <w:tcPr>
-            <w:tcW w:type="dxa" w:w="2041"/>
-            <w:shd w:fill="F2F1EE"/>
-          </w:tcPr>
-          <w:p>
-            <w:pPr>
-              <w:spacing w:after="0"/>
-            </w:pPr>
-            <w:r/>
-            <w:r>
-              <w:rPr>
-                <w:rFonts w:ascii="맑은 고딕" w:hAnsi="맑은 고딕" w:eastAsia="맑은 고딕"/>
-                <w:b/>
-                <w:i w:val="0"/>
-                <w:sz w:val="20"/>
-              </w:rPr>
-              <w:t>보고 범위</w:t>
-            </w:r>
-          </w:p>
-        </w:tc>
-        <w:tc>
-          <w:tcPr>
-            <w:tcW w:type="dxa" w:w="5896"/>
-          </w:tcPr>
-          <w:p>
-            <w:pPr>
-              <w:spacing w:after="0"/>
-            </w:pPr>
-            <w:r/>
-            <w:r>
-              <w:rPr>
-                <w:rFonts w:ascii="맑은 고딕" w:hAnsi="맑은 고딕" w:eastAsia="맑은 고딕"/>
-                <w:b w:val="0"/>
-                <w:i w:val="0"/>
-                <w:sz w:val="20"/>
-              </w:rPr>
-              <w:t>2026년 9월 1일 ~ 10월 27일 (1주차 ~ 8주차)</w:t>
-            </w:r>
-          </w:p>
-        </w:tc>
-      </w:tr>
-      <w:tr>
-        <w:tc>
-          <w:tcPr>
-            <w:tcW w:type="dxa" w:w="2041"/>
-            <w:shd w:fill="F2F1EE"/>
-          </w:tcPr>
-          <w:p>
-            <w:pPr>
-              <w:spacing w:after="0"/>
-            </w:pPr>
-            <w:r/>
-            <w:r>
-              <w:rPr>
-                <w:rFonts w:ascii="맑은 고딕" w:hAnsi="맑은 고딕" w:eastAsia="맑은 고딕"/>
-                <w:b/>
-                <w:i w:val="0"/>
-                <w:sz w:val="20"/>
-              </w:rPr>
-              <w:t>작성일</w:t>
-            </w:r>
-          </w:p>
-        </w:tc>
-        <w:tc>
-          <w:tcPr>
-            <w:tcW w:type="dxa" w:w="5896"/>
-          </w:tcPr>
-          <w:p>
-            <w:pPr>
-              <w:spacing w:after="0"/>
-            </w:pPr>
-            <w:r/>
-            <w:r>
-              <w:rPr>
-                <w:rFonts w:ascii="맑은 고딕" w:hAnsi="맑은 고딕" w:eastAsia="맑은 고딕"/>
-                <w:b w:val="0"/>
-                <w:i w:val="0"/>
-                <w:sz w:val="20"/>
-              </w:rPr>
-              <w:t>2026년 10월 27일</w:t>
-            </w:r>
-          </w:p>
-        </w:tc>
-      </w:tr>
-    </w:tbl>
+      </w:pPr>
+      <w:r>
+        <w:rPr>
+          <w:rFonts w:ascii="맑은 고딕" w:hAnsi="맑은 고딕" w:eastAsia="맑은 고딕"/>
+          <w:b w:val="0"/>
+          <w:i w:val="0"/>
+          <w:color w:val="2A2D33"/>
+          <w:sz w:val="28"/>
+        </w:rPr>
+        <w:t>확정하거나 기각하는 검증 시스템</w:t>
+      </w:r>
+    </w:p>
+    <w:p>
+      <w:pPr>
+        <w:spacing w:before="0" w:after="3000" w:line="312" w:lineRule="auto"/>
+        <w:jc w:val="center"/>
+      </w:pPr>
+      <w:r>
+        <w:rPr>
+          <w:rFonts w:ascii="맑은 고딕" w:hAnsi="맑은 고딕" w:eastAsia="맑은 고딕"/>
+          <w:b w:val="0"/>
+          <w:i w:val="0"/>
+          <w:color w:val="6B7076"/>
+          <w:sz w:val="22"/>
+        </w:rPr>
+        <w:t>연계 산업체    무신사</w:t>
+      </w:r>
+    </w:p>
+    <w:p>
+      <w:pPr>
+        <w:spacing w:after="100" w:line="312" w:lineRule="auto"/>
+        <w:jc w:val="center"/>
+      </w:pPr>
+      <w:r>
+        <w:rPr>
+          <w:rFonts w:ascii="맑은 고딕" w:hAnsi="맑은 고딕" w:eastAsia="맑은 고딕"/>
+          <w:b w:val="0"/>
+          <w:i w:val="0"/>
+          <w:color w:val="6B7076"/>
+          <w:sz w:val="22"/>
+        </w:rPr>
+        <w:t>학      과</w:t>
+      </w:r>
+      <w:r>
+        <w:rPr>
+          <w:rFonts w:ascii="맑은 고딕" w:hAnsi="맑은 고딕" w:eastAsia="맑은 고딕"/>
+          <w:b w:val="0"/>
+          <w:i w:val="0"/>
+          <w:sz w:val="22"/>
+        </w:rPr>
+        <w:t xml:space="preserve">        </w:t>
+      </w:r>
+      <w:r>
+        <w:rPr>
+          <w:rFonts w:ascii="맑은 고딕" w:hAnsi="맑은 고딕" w:eastAsia="맑은 고딕"/>
+          <w:b/>
+          <w:i w:val="0"/>
+          <w:sz w:val="22"/>
+        </w:rPr>
+        <w:t>소프트웨어학과</w:t>
+      </w:r>
+    </w:p>
+    <w:p>
+      <w:pPr>
+        <w:spacing w:after="100" w:line="312" w:lineRule="auto"/>
+        <w:jc w:val="center"/>
+      </w:pPr>
+      <w:r>
+        <w:rPr>
+          <w:rFonts w:ascii="맑은 고딕" w:hAnsi="맑은 고딕" w:eastAsia="맑은 고딕"/>
+          <w:b w:val="0"/>
+          <w:i w:val="0"/>
+          <w:color w:val="6B7076"/>
+          <w:sz w:val="22"/>
+        </w:rPr>
+        <w:t>학      번</w:t>
+      </w:r>
+      <w:r>
+        <w:rPr>
+          <w:rFonts w:ascii="맑은 고딕" w:hAnsi="맑은 고딕" w:eastAsia="맑은 고딕"/>
+          <w:b w:val="0"/>
+          <w:i w:val="0"/>
+          <w:sz w:val="22"/>
+        </w:rPr>
+        <w:t xml:space="preserve">        </w:t>
+      </w:r>
+      <w:r>
+        <w:rPr>
+          <w:rFonts w:ascii="맑은 고딕" w:hAnsi="맑은 고딕" w:eastAsia="맑은 고딕"/>
+          <w:b/>
+          <w:i w:val="0"/>
+          <w:sz w:val="22"/>
+        </w:rPr>
+        <w:t>202220697</w:t>
+      </w:r>
+    </w:p>
+    <w:p>
+      <w:pPr>
+        <w:spacing w:after="100" w:line="312" w:lineRule="auto"/>
+        <w:jc w:val="center"/>
+      </w:pPr>
+      <w:r>
+        <w:rPr>
+          <w:rFonts w:ascii="맑은 고딕" w:hAnsi="맑은 고딕" w:eastAsia="맑은 고딕"/>
+          <w:b w:val="0"/>
+          <w:i w:val="0"/>
+          <w:color w:val="6B7076"/>
+          <w:sz w:val="22"/>
+        </w:rPr>
+        <w:t>성      명</w:t>
+      </w:r>
+      <w:r>
+        <w:rPr>
+          <w:rFonts w:ascii="맑은 고딕" w:hAnsi="맑은 고딕" w:eastAsia="맑은 고딕"/>
+          <w:b w:val="0"/>
+          <w:i w:val="0"/>
+          <w:sz w:val="22"/>
+        </w:rPr>
+        <w:t xml:space="preserve">        </w:t>
+      </w:r>
+      <w:r>
+        <w:rPr>
+          <w:rFonts w:ascii="맑은 고딕" w:hAnsi="맑은 고딕" w:eastAsia="맑은 고딕"/>
+          <w:b/>
+          <w:i w:val="0"/>
+          <w:sz w:val="22"/>
+        </w:rPr>
+        <w:t>김도은</w:t>
+      </w:r>
+    </w:p>
+    <w:p>
+      <w:pPr>
+        <w:spacing w:after="100" w:line="312" w:lineRule="auto"/>
+        <w:jc w:val="center"/>
+      </w:pPr>
+      <w:r>
+        <w:rPr>
+          <w:rFonts w:ascii="맑은 고딕" w:hAnsi="맑은 고딕" w:eastAsia="맑은 고딕"/>
+          <w:b w:val="0"/>
+          <w:i w:val="0"/>
+          <w:color w:val="6B7076"/>
+          <w:sz w:val="22"/>
+        </w:rPr>
+        <w:t>팀      원</w:t>
+      </w:r>
+      <w:r>
+        <w:rPr>
+          <w:rFonts w:ascii="맑은 고딕" w:hAnsi="맑은 고딕" w:eastAsia="맑은 고딕"/>
+          <w:b w:val="0"/>
+          <w:i w:val="0"/>
+          <w:sz w:val="22"/>
+        </w:rPr>
+        <w:t xml:space="preserve">        </w:t>
+      </w:r>
+      <w:r>
+        <w:rPr>
+          <w:rFonts w:ascii="맑은 고딕" w:hAnsi="맑은 고딕" w:eastAsia="맑은 고딕"/>
+          <w:b/>
+          <w:i w:val="0"/>
+          <w:sz w:val="22"/>
+        </w:rPr>
+        <w:t>이응도</w:t>
+      </w:r>
+    </w:p>
+    <w:p>
+      <w:pPr>
+        <w:spacing w:after="100" w:line="312" w:lineRule="auto"/>
+        <w:jc w:val="center"/>
+      </w:pPr>
+      <w:r>
+        <w:rPr>
+          <w:rFonts w:ascii="맑은 고딕" w:hAnsi="맑은 고딕" w:eastAsia="맑은 고딕"/>
+          <w:b w:val="0"/>
+          <w:i w:val="0"/>
+          <w:color w:val="6B7076"/>
+          <w:sz w:val="22"/>
+        </w:rPr>
+        <w:t>지 도 교 수</w:t>
+      </w:r>
+      <w:r>
+        <w:rPr>
+          <w:rFonts w:ascii="맑은 고딕" w:hAnsi="맑은 고딕" w:eastAsia="맑은 고딕"/>
+          <w:b w:val="0"/>
+          <w:i w:val="0"/>
+          <w:sz w:val="22"/>
+        </w:rPr>
+        <w:t xml:space="preserve">        </w:t>
+      </w:r>
+      <w:r>
+        <w:rPr>
+          <w:rFonts w:ascii="맑은 고딕" w:hAnsi="맑은 고딕" w:eastAsia="맑은 고딕"/>
+          <w:b/>
+          <w:i w:val="0"/>
+          <w:sz w:val="22"/>
+        </w:rPr>
+      </w:r>
+    </w:p>
+    <w:p>
+      <w:pPr>
+        <w:spacing w:before="1120" w:after="0" w:line="312" w:lineRule="auto"/>
+        <w:jc w:val="center"/>
+      </w:pPr>
+      <w:r>
+        <w:rPr>
+          <w:rFonts w:ascii="맑은 고딕" w:hAnsi="맑은 고딕" w:eastAsia="맑은 고딕"/>
+          <w:b w:val="0"/>
+          <w:i w:val="0"/>
+          <w:color w:val="45494F"/>
+          <w:sz w:val="22"/>
+        </w:rPr>
+        <w:t>2026.  10.  27.</w:t>
+      </w:r>
+    </w:p>
     <w:p>
       <w:r>
         <w:br w:type="page"/>
@@ -418,434 +282,434 @@
     </w:p>
     <w:p>
       <w:pPr>
-        <w:spacing w:after="20" w:line="324" w:lineRule="auto"/>
+        <w:spacing w:before="100" w:after="0" w:line="276" w:lineRule="auto"/>
       </w:pPr>
       <w:r>
         <w:rPr>
           <w:rFonts w:ascii="맑은 고딕" w:hAnsi="맑은 고딕" w:eastAsia="맑은 고딕"/>
           <w:b/>
           <w:i w:val="0"/>
-          <w:sz w:val="20"/>
+          <w:sz w:val="19"/>
         </w:rPr>
         <w:t>1. 요약</w:t>
       </w:r>
     </w:p>
     <w:p>
       <w:pPr>
-        <w:spacing w:after="20" w:line="324" w:lineRule="auto"/>
+        <w:spacing w:before="100" w:after="0" w:line="276" w:lineRule="auto"/>
       </w:pPr>
       <w:r>
         <w:rPr>
           <w:rFonts w:ascii="맑은 고딕" w:hAnsi="맑은 고딕" w:eastAsia="맑은 고딕"/>
           <w:b/>
           <w:i w:val="0"/>
-          <w:sz w:val="20"/>
+          <w:sz w:val="19"/>
         </w:rPr>
         <w:t>2. 개요</w:t>
       </w:r>
     </w:p>
     <w:p>
       <w:pPr>
-        <w:spacing w:after="20" w:line="324" w:lineRule="auto"/>
+        <w:spacing w:before="0" w:after="0" w:line="276" w:lineRule="auto"/>
       </w:pPr>
       <w:r>
         <w:rPr>
           <w:rFonts w:ascii="맑은 고딕" w:hAnsi="맑은 고딕" w:eastAsia="맑은 고딕"/>
           <w:b w:val="0"/>
           <w:i w:val="0"/>
-          <w:sz w:val="20"/>
+          <w:sz w:val="19"/>
         </w:rPr>
         <w:t xml:space="preserve">    2.1 무엇을 만들려는 과제인가</w:t>
       </w:r>
     </w:p>
     <w:p>
       <w:pPr>
-        <w:spacing w:after="20" w:line="324" w:lineRule="auto"/>
+        <w:spacing w:before="0" w:after="0" w:line="276" w:lineRule="auto"/>
       </w:pPr>
       <w:r>
         <w:rPr>
           <w:rFonts w:ascii="맑은 고딕" w:hAnsi="맑은 고딕" w:eastAsia="맑은 고딕"/>
           <w:b w:val="0"/>
           <w:i w:val="0"/>
-          <w:sz w:val="20"/>
+          <w:sz w:val="19"/>
         </w:rPr>
         <w:t xml:space="preserve">    2.2 처음에 부딪힌 문제</w:t>
       </w:r>
     </w:p>
     <w:p>
       <w:pPr>
-        <w:spacing w:after="20" w:line="324" w:lineRule="auto"/>
+        <w:spacing w:before="0" w:after="0" w:line="276" w:lineRule="auto"/>
       </w:pPr>
       <w:r>
         <w:rPr>
           <w:rFonts w:ascii="맑은 고딕" w:hAnsi="맑은 고딕" w:eastAsia="맑은 고딕"/>
           <w:b w:val="0"/>
           <w:i w:val="0"/>
-          <w:sz w:val="20"/>
+          <w:sz w:val="19"/>
         </w:rPr>
         <w:t xml:space="preserve">    2.3 연구 질문과 완료 조건</w:t>
       </w:r>
     </w:p>
     <w:p>
       <w:pPr>
-        <w:spacing w:after="20" w:line="324" w:lineRule="auto"/>
+        <w:spacing w:before="0" w:after="0" w:line="276" w:lineRule="auto"/>
       </w:pPr>
       <w:r>
         <w:rPr>
           <w:rFonts w:ascii="맑은 고딕" w:hAnsi="맑은 고딕" w:eastAsia="맑은 고딕"/>
           <w:b w:val="0"/>
           <w:i w:val="0"/>
-          <w:sz w:val="20"/>
+          <w:sz w:val="19"/>
         </w:rPr>
         <w:t xml:space="preserve">    2.4 분석 범위와 역할 분담</w:t>
       </w:r>
     </w:p>
     <w:p>
       <w:pPr>
-        <w:spacing w:after="20" w:line="324" w:lineRule="auto"/>
+        <w:spacing w:before="100" w:after="0" w:line="276" w:lineRule="auto"/>
       </w:pPr>
       <w:r>
         <w:rPr>
           <w:rFonts w:ascii="맑은 고딕" w:hAnsi="맑은 고딕" w:eastAsia="맑은 고딕"/>
           <w:b/>
           <w:i w:val="0"/>
-          <w:sz w:val="20"/>
+          <w:sz w:val="19"/>
         </w:rPr>
         <w:t>3. 진행방법</w:t>
       </w:r>
     </w:p>
     <w:p>
       <w:pPr>
-        <w:spacing w:after="20" w:line="324" w:lineRule="auto"/>
+        <w:spacing w:before="0" w:after="0" w:line="276" w:lineRule="auto"/>
       </w:pPr>
       <w:r>
         <w:rPr>
           <w:rFonts w:ascii="맑은 고딕" w:hAnsi="맑은 고딕" w:eastAsia="맑은 고딕"/>
           <w:b w:val="0"/>
           <w:i w:val="0"/>
-          <w:sz w:val="20"/>
+          <w:sz w:val="19"/>
         </w:rPr>
         <w:t xml:space="preserve">    3.1 역추적이라는 해법</w:t>
       </w:r>
     </w:p>
     <w:p>
       <w:pPr>
-        <w:spacing w:after="20" w:line="324" w:lineRule="auto"/>
+        <w:spacing w:before="0" w:after="0" w:line="276" w:lineRule="auto"/>
       </w:pPr>
       <w:r>
         <w:rPr>
           <w:rFonts w:ascii="맑은 고딕" w:hAnsi="맑은 고딕" w:eastAsia="맑은 고딕"/>
           <w:b w:val="0"/>
           <w:i w:val="0"/>
-          <w:sz w:val="20"/>
+          <w:sz w:val="19"/>
         </w:rPr>
         <w:t xml:space="preserve">    3.2 두 갈래로 나눈 수집 구조</w:t>
       </w:r>
     </w:p>
     <w:p>
       <w:pPr>
-        <w:spacing w:after="20" w:line="324" w:lineRule="auto"/>
+        <w:spacing w:before="0" w:after="0" w:line="276" w:lineRule="auto"/>
       </w:pPr>
       <w:r>
         <w:rPr>
           <w:rFonts w:ascii="맑은 고딕" w:hAnsi="맑은 고딕" w:eastAsia="맑은 고딕"/>
           <w:b w:val="0"/>
           <w:i w:val="0"/>
-          <w:sz w:val="20"/>
+          <w:sz w:val="19"/>
         </w:rPr>
         <w:t xml:space="preserve">    3.3 정보가 새지 않도록 막는 장치</w:t>
       </w:r>
     </w:p>
     <w:p>
       <w:pPr>
-        <w:spacing w:after="20" w:line="324" w:lineRule="auto"/>
+        <w:spacing w:before="0" w:after="0" w:line="276" w:lineRule="auto"/>
       </w:pPr>
       <w:r>
         <w:rPr>
           <w:rFonts w:ascii="맑은 고딕" w:hAnsi="맑은 고딕" w:eastAsia="맑은 고딕"/>
           <w:b w:val="0"/>
           <w:i w:val="0"/>
-          <w:sz w:val="20"/>
+          <w:sz w:val="19"/>
         </w:rPr>
         <w:t xml:space="preserve">    3.4 계산은 코드가, 해석은 모델이</w:t>
       </w:r>
     </w:p>
     <w:p>
       <w:pPr>
-        <w:spacing w:after="20" w:line="324" w:lineRule="auto"/>
+        <w:spacing w:before="0" w:after="0" w:line="276" w:lineRule="auto"/>
       </w:pPr>
       <w:r>
         <w:rPr>
           <w:rFonts w:ascii="맑은 고딕" w:hAnsi="맑은 고딕" w:eastAsia="맑은 고딕"/>
           <w:b w:val="0"/>
           <w:i w:val="0"/>
-          <w:sz w:val="20"/>
+          <w:sz w:val="19"/>
         </w:rPr>
         <w:t xml:space="preserve">    3.5 사용 기술과 모델</w:t>
       </w:r>
     </w:p>
     <w:p>
       <w:pPr>
-        <w:spacing w:after="20" w:line="324" w:lineRule="auto"/>
+        <w:spacing w:before="100" w:after="0" w:line="276" w:lineRule="auto"/>
       </w:pPr>
       <w:r>
         <w:rPr>
           <w:rFonts w:ascii="맑은 고딕" w:hAnsi="맑은 고딕" w:eastAsia="맑은 고딕"/>
           <w:b/>
           <w:i w:val="0"/>
-          <w:sz w:val="20"/>
+          <w:sz w:val="19"/>
         </w:rPr>
         <w:t>4. 진행현황</w:t>
       </w:r>
     </w:p>
     <w:p>
       <w:pPr>
-        <w:spacing w:after="20" w:line="324" w:lineRule="auto"/>
+        <w:spacing w:before="0" w:after="0" w:line="276" w:lineRule="auto"/>
       </w:pPr>
       <w:r>
         <w:rPr>
           <w:rFonts w:ascii="맑은 고딕" w:hAnsi="맑은 고딕" w:eastAsia="맑은 고딕"/>
           <w:b w:val="0"/>
           <w:i w:val="0"/>
-          <w:sz w:val="20"/>
+          <w:sz w:val="19"/>
         </w:rPr>
         <w:t xml:space="preserve">    4.1 주차별 경과</w:t>
       </w:r>
     </w:p>
     <w:p>
       <w:pPr>
-        <w:spacing w:after="20" w:line="324" w:lineRule="auto"/>
+        <w:spacing w:before="0" w:after="0" w:line="276" w:lineRule="auto"/>
       </w:pPr>
       <w:r>
         <w:rPr>
           <w:rFonts w:ascii="맑은 고딕" w:hAnsi="맑은 고딕" w:eastAsia="맑은 고딕"/>
           <w:b w:val="0"/>
           <w:i w:val="0"/>
-          <w:sz w:val="20"/>
+          <w:sz w:val="19"/>
         </w:rPr>
         <w:t xml:space="preserve">    4.2 자료 저장 구조</w:t>
       </w:r>
     </w:p>
     <w:p>
       <w:pPr>
-        <w:spacing w:after="20" w:line="324" w:lineRule="auto"/>
+        <w:spacing w:before="0" w:after="0" w:line="276" w:lineRule="auto"/>
       </w:pPr>
       <w:r>
         <w:rPr>
           <w:rFonts w:ascii="맑은 고딕" w:hAnsi="맑은 고딕" w:eastAsia="맑은 고딕"/>
           <w:b w:val="0"/>
           <w:i w:val="0"/>
-          <w:sz w:val="20"/>
+          <w:sz w:val="19"/>
         </w:rPr>
         <w:t xml:space="preserve">    4.3 확보한 자료</w:t>
       </w:r>
     </w:p>
     <w:p>
       <w:pPr>
-        <w:spacing w:after="20" w:line="324" w:lineRule="auto"/>
+        <w:spacing w:before="0" w:after="0" w:line="276" w:lineRule="auto"/>
       </w:pPr>
       <w:r>
         <w:rPr>
           <w:rFonts w:ascii="맑은 고딕" w:hAnsi="맑은 고딕" w:eastAsia="맑은 고딕"/>
           <w:b w:val="0"/>
           <w:i w:val="0"/>
-          <w:sz w:val="20"/>
+          <w:sz w:val="19"/>
         </w:rPr>
         <w:t xml:space="preserve">    4.4 자료 정제</w:t>
       </w:r>
     </w:p>
     <w:p>
       <w:pPr>
-        <w:spacing w:after="20" w:line="324" w:lineRule="auto"/>
+        <w:spacing w:before="0" w:after="0" w:line="276" w:lineRule="auto"/>
       </w:pPr>
       <w:r>
         <w:rPr>
           <w:rFonts w:ascii="맑은 고딕" w:hAnsi="맑은 고딕" w:eastAsia="맑은 고딕"/>
           <w:b w:val="0"/>
           <w:i w:val="0"/>
-          <w:sz w:val="20"/>
+          <w:sz w:val="19"/>
         </w:rPr>
         <w:t xml:space="preserve">    4.5 구축 결과와 실행 결과</w:t>
       </w:r>
     </w:p>
     <w:p>
       <w:pPr>
-        <w:spacing w:after="20" w:line="324" w:lineRule="auto"/>
+        <w:spacing w:before="100" w:after="0" w:line="276" w:lineRule="auto"/>
       </w:pPr>
       <w:r>
         <w:rPr>
           <w:rFonts w:ascii="맑은 고딕" w:hAnsi="맑은 고딕" w:eastAsia="맑은 고딕"/>
           <w:b/>
           <w:i w:val="0"/>
-          <w:sz w:val="20"/>
+          <w:sz w:val="19"/>
         </w:rPr>
         <w:t>5. 해결 과정에서 겪은 문제</w:t>
       </w:r>
     </w:p>
     <w:p>
       <w:pPr>
-        <w:spacing w:after="20" w:line="324" w:lineRule="auto"/>
+        <w:spacing w:before="0" w:after="0" w:line="276" w:lineRule="auto"/>
       </w:pPr>
       <w:r>
         <w:rPr>
           <w:rFonts w:ascii="맑은 고딕" w:hAnsi="맑은 고딕" w:eastAsia="맑은 고딕"/>
           <w:b w:val="0"/>
           <w:i w:val="0"/>
-          <w:sz w:val="20"/>
+          <w:sz w:val="19"/>
         </w:rPr>
         <w:t xml:space="preserve">    5.1 수집 대상을 바꿔야 했던 일</w:t>
       </w:r>
     </w:p>
     <w:p>
       <w:pPr>
-        <w:spacing w:after="20" w:line="324" w:lineRule="auto"/>
+        <w:spacing w:before="0" w:after="0" w:line="276" w:lineRule="auto"/>
       </w:pPr>
       <w:r>
         <w:rPr>
           <w:rFonts w:ascii="맑은 고딕" w:hAnsi="맑은 고딕" w:eastAsia="맑은 고딕"/>
           <w:b w:val="0"/>
           <w:i w:val="0"/>
-          <w:sz w:val="20"/>
+          <w:sz w:val="19"/>
         </w:rPr>
         <w:t xml:space="preserve">    5.2 하루 두 번 수집이 자료를 망가뜨린 일</w:t>
       </w:r>
     </w:p>
     <w:p>
       <w:pPr>
-        <w:spacing w:after="20" w:line="324" w:lineRule="auto"/>
+        <w:spacing w:before="0" w:after="0" w:line="276" w:lineRule="auto"/>
       </w:pPr>
       <w:r>
         <w:rPr>
           <w:rFonts w:ascii="맑은 고딕" w:hAnsi="맑은 고딕" w:eastAsia="맑은 고딕"/>
           <w:b w:val="0"/>
           <w:i w:val="0"/>
-          <w:sz w:val="20"/>
+          <w:sz w:val="19"/>
         </w:rPr>
         <w:t xml:space="preserve">    5.3 자동 수집이 한 건도 쌓이지 않은 일</w:t>
       </w:r>
     </w:p>
     <w:p>
       <w:pPr>
-        <w:spacing w:after="20" w:line="324" w:lineRule="auto"/>
+        <w:spacing w:before="0" w:after="0" w:line="276" w:lineRule="auto"/>
       </w:pPr>
       <w:r>
         <w:rPr>
           <w:rFonts w:ascii="맑은 고딕" w:hAnsi="맑은 고딕" w:eastAsia="맑은 고딕"/>
           <w:b w:val="0"/>
           <w:i w:val="0"/>
-          <w:sz w:val="20"/>
+          <w:sz w:val="19"/>
         </w:rPr>
         <w:t xml:space="preserve">    5.4 비율 지표가 뒤집힌 일</w:t>
       </w:r>
     </w:p>
     <w:p>
       <w:pPr>
-        <w:spacing w:after="20" w:line="324" w:lineRule="auto"/>
+        <w:spacing w:before="0" w:after="0" w:line="276" w:lineRule="auto"/>
       </w:pPr>
       <w:r>
         <w:rPr>
           <w:rFonts w:ascii="맑은 고딕" w:hAnsi="맑은 고딕" w:eastAsia="맑은 고딕"/>
           <w:b w:val="0"/>
           <w:i w:val="0"/>
-          <w:sz w:val="20"/>
+          <w:sz w:val="19"/>
         </w:rPr>
         <w:t xml:space="preserve">    5.5 같은 입력에 다른 답이 나온 일</w:t>
       </w:r>
     </w:p>
     <w:p>
       <w:pPr>
-        <w:spacing w:after="20" w:line="324" w:lineRule="auto"/>
+        <w:spacing w:before="0" w:after="0" w:line="276" w:lineRule="auto"/>
       </w:pPr>
       <w:r>
         <w:rPr>
           <w:rFonts w:ascii="맑은 고딕" w:hAnsi="맑은 고딕" w:eastAsia="맑은 고딕"/>
           <w:b w:val="0"/>
           <w:i w:val="0"/>
-          <w:sz w:val="20"/>
+          <w:sz w:val="19"/>
         </w:rPr>
         <w:t xml:space="preserve">    5.6 가설과 반대 결과가 나온 일</w:t>
       </w:r>
     </w:p>
     <w:p>
       <w:pPr>
-        <w:spacing w:after="20" w:line="324" w:lineRule="auto"/>
+        <w:spacing w:before="0" w:after="0" w:line="276" w:lineRule="auto"/>
       </w:pPr>
       <w:r>
         <w:rPr>
           <w:rFonts w:ascii="맑은 고딕" w:hAnsi="맑은 고딕" w:eastAsia="맑은 고딕"/>
           <w:b w:val="0"/>
           <w:i w:val="0"/>
-          <w:sz w:val="20"/>
+          <w:sz w:val="19"/>
         </w:rPr>
         <w:t xml:space="preserve">    5.7 여섯 사건의 공통점</w:t>
       </w:r>
     </w:p>
     <w:p>
       <w:pPr>
-        <w:spacing w:after="20" w:line="324" w:lineRule="auto"/>
+        <w:spacing w:before="100" w:after="0" w:line="276" w:lineRule="auto"/>
       </w:pPr>
       <w:r>
         <w:rPr>
           <w:rFonts w:ascii="맑은 고딕" w:hAnsi="맑은 고딕" w:eastAsia="맑은 고딕"/>
           <w:b/>
           <w:i w:val="0"/>
-          <w:sz w:val="20"/>
+          <w:sz w:val="19"/>
         </w:rPr>
         <w:t>6. 진행예정</w:t>
       </w:r>
     </w:p>
     <w:p>
       <w:pPr>
-        <w:spacing w:after="20" w:line="324" w:lineRule="auto"/>
+        <w:spacing w:before="0" w:after="0" w:line="276" w:lineRule="auto"/>
       </w:pPr>
       <w:r>
         <w:rPr>
           <w:rFonts w:ascii="맑은 고딕" w:hAnsi="맑은 고딕" w:eastAsia="맑은 고딕"/>
           <w:b w:val="0"/>
           <w:i w:val="0"/>
-          <w:sz w:val="20"/>
+          <w:sz w:val="19"/>
         </w:rPr>
         <w:t xml:space="preserve">    6.1 지금 막혀 있는 것</w:t>
       </w:r>
     </w:p>
     <w:p>
       <w:pPr>
-        <w:spacing w:after="20" w:line="324" w:lineRule="auto"/>
+        <w:spacing w:before="0" w:after="0" w:line="276" w:lineRule="auto"/>
       </w:pPr>
       <w:r>
         <w:rPr>
           <w:rFonts w:ascii="맑은 고딕" w:hAnsi="맑은 고딕" w:eastAsia="맑은 고딕"/>
           <w:b w:val="0"/>
           <w:i w:val="0"/>
-          <w:sz w:val="20"/>
+          <w:sz w:val="19"/>
         </w:rPr>
         <w:t xml:space="preserve">    6.2 무엇을 결과물로 낼 것인가</w:t>
       </w:r>
     </w:p>
     <w:p>
       <w:pPr>
-        <w:spacing w:after="20" w:line="324" w:lineRule="auto"/>
+        <w:spacing w:before="0" w:after="0" w:line="276" w:lineRule="auto"/>
       </w:pPr>
       <w:r>
         <w:rPr>
           <w:rFonts w:ascii="맑은 고딕" w:hAnsi="맑은 고딕" w:eastAsia="맑은 고딕"/>
           <w:b w:val="0"/>
           <w:i w:val="0"/>
-          <w:sz w:val="20"/>
+          <w:sz w:val="19"/>
         </w:rPr>
         <w:t xml:space="preserve">    6.3 남은 일정과 예상 위험</w:t>
       </w:r>
     </w:p>
     <w:p>
       <w:pPr>
-        <w:spacing w:after="20" w:line="324" w:lineRule="auto"/>
+        <w:spacing w:before="100" w:after="0" w:line="276" w:lineRule="auto"/>
       </w:pPr>
       <w:r>
         <w:rPr>
           <w:rFonts w:ascii="맑은 고딕" w:hAnsi="맑은 고딕" w:eastAsia="맑은 고딕"/>
           <w:b/>
           <w:i w:val="0"/>
-          <w:sz w:val="20"/>
+          <w:sz w:val="19"/>
         </w:rPr>
         <w:t>7. 참고자료 및 출처</w:t>
       </w:r>
